--- a/backend/templates/contract_template.docx
+++ b/backend/templates/contract_template.docx
@@ -3816,6 +3816,30 @@
           <w:szCs w:val="20"/>
         </w:rPr>
         <w:t xml:space="preserve"> при заключении, изменении настоящего договора вправе использовать факсимиле личной подписи.</w:t>
+      </w:r>
+    </w:p>
+    <w:p>
+      <w:r>
+        <w:rPr>
+          <w:rFonts w:ascii="Times New Roman" w:hAnsi="Times New Roman"/>
+        </w:rPr>
+        <w:t>{%p if note %}</w:t>
+      </w:r>
+    </w:p>
+    <w:p>
+      <w:r>
+        <w:rPr>
+          <w:rFonts w:ascii="Times New Roman" w:hAnsi="Times New Roman"/>
+        </w:rPr>
+        <w:t>Дополнительно: {{ note }}</w:t>
+      </w:r>
+    </w:p>
+    <w:p>
+      <w:r>
+        <w:rPr>
+          <w:rFonts w:ascii="Times New Roman" w:hAnsi="Times New Roman"/>
+        </w:rPr>
+        <w:t>{%p endif %}</w:t>
       </w:r>
     </w:p>
     <w:p>

--- a/backend/templates/contract_template.docx
+++ b/backend/templates/contract_template.docx
@@ -797,6 +797,30 @@
       </w:r>
     </w:p>
     <w:p>
+      <w:r>
+        <w:rPr>
+          <w:rFonts w:ascii="Times New Roman" w:hAnsi="Times New Roman"/>
+        </w:rPr>
+        <w:t>{%p if extra_subject %}</w:t>
+      </w:r>
+    </w:p>
+    <w:p>
+      <w:r>
+        <w:rPr>
+          <w:rFonts w:ascii="Times New Roman" w:hAnsi="Times New Roman"/>
+        </w:rPr>
+        <w:t>{{ extra_subject }}</w:t>
+      </w:r>
+    </w:p>
+    <w:p>
+      <w:r>
+        <w:rPr>
+          <w:rFonts w:ascii="Times New Roman" w:hAnsi="Times New Roman"/>
+        </w:rPr>
+        <w:t>{%p endif %}</w:t>
+      </w:r>
+    </w:p>
+    <w:p>
       <w:pPr>
         <w:pStyle w:val="ConsPlusNonformat"/>
         <w:jc w:val="both"/>
@@ -2767,6 +2791,30 @@
       </w:r>
     </w:p>
     <w:p>
+      <w:r>
+        <w:rPr>
+          <w:rFonts w:ascii="Times New Roman" w:hAnsi="Times New Roman"/>
+        </w:rPr>
+        <w:t>{%p if extra_tenant %}</w:t>
+      </w:r>
+    </w:p>
+    <w:p>
+      <w:r>
+        <w:rPr>
+          <w:rFonts w:ascii="Times New Roman" w:hAnsi="Times New Roman"/>
+        </w:rPr>
+        <w:t>{{ extra_tenant }}</w:t>
+      </w:r>
+    </w:p>
+    <w:p>
+      <w:r>
+        <w:rPr>
+          <w:rFonts w:ascii="Times New Roman" w:hAnsi="Times New Roman"/>
+        </w:rPr>
+        <w:t>{%p endif %}</w:t>
+      </w:r>
+    </w:p>
+    <w:p>
       <w:pPr>
         <w:ind w:right="113"/>
         <w:jc w:val="both"/>
@@ -3089,6 +3137,30 @@
       </w:r>
     </w:p>
     <w:p>
+      <w:r>
+        <w:rPr>
+          <w:rFonts w:ascii="Times New Roman" w:hAnsi="Times New Roman"/>
+        </w:rPr>
+        <w:t>{%p if extra_landlord %}</w:t>
+      </w:r>
+    </w:p>
+    <w:p>
+      <w:r>
+        <w:rPr>
+          <w:rFonts w:ascii="Times New Roman" w:hAnsi="Times New Roman"/>
+        </w:rPr>
+        <w:t>{{ extra_landlord }}</w:t>
+      </w:r>
+    </w:p>
+    <w:p>
+      <w:r>
+        <w:rPr>
+          <w:rFonts w:ascii="Times New Roman" w:hAnsi="Times New Roman"/>
+        </w:rPr>
+        <w:t>{%p endif %}</w:t>
+      </w:r>
+    </w:p>
+    <w:p>
       <w:pPr>
         <w:ind w:right="113"/>
         <w:jc w:val="both"/>
@@ -3191,6 +3263,30 @@
       </w:r>
     </w:p>
     <w:p>
+      <w:r>
+        <w:rPr>
+          <w:rFonts w:ascii="Times New Roman" w:hAnsi="Times New Roman"/>
+        </w:rPr>
+        <w:t>{%p if extra_liability %}</w:t>
+      </w:r>
+    </w:p>
+    <w:p>
+      <w:r>
+        <w:rPr>
+          <w:rFonts w:ascii="Times New Roman" w:hAnsi="Times New Roman"/>
+        </w:rPr>
+        <w:t>{{ extra_liability }}</w:t>
+      </w:r>
+    </w:p>
+    <w:p>
+      <w:r>
+        <w:rPr>
+          <w:rFonts w:ascii="Times New Roman" w:hAnsi="Times New Roman"/>
+        </w:rPr>
+        <w:t>{%p endif %}</w:t>
+      </w:r>
+    </w:p>
+    <w:p>
       <w:pPr>
         <w:ind w:right="113"/>
         <w:jc w:val="center"/>
@@ -3252,6 +3348,30 @@
           <w:szCs w:val="20"/>
         </w:rPr>
         <w:t xml:space="preserve"> года.</w:t>
+      </w:r>
+    </w:p>
+    <w:p>
+      <w:r>
+        <w:rPr>
+          <w:rFonts w:ascii="Times New Roman" w:hAnsi="Times New Roman"/>
+        </w:rPr>
+        <w:t>{%p if extra_term %}</w:t>
+      </w:r>
+    </w:p>
+    <w:p>
+      <w:r>
+        <w:rPr>
+          <w:rFonts w:ascii="Times New Roman" w:hAnsi="Times New Roman"/>
+        </w:rPr>
+        <w:t>{{ extra_term }}</w:t>
+      </w:r>
+    </w:p>
+    <w:p>
+      <w:r>
+        <w:rPr>
+          <w:rFonts w:ascii="Times New Roman" w:hAnsi="Times New Roman"/>
+        </w:rPr>
+        <w:t>{%p endif %}</w:t>
       </w:r>
     </w:p>
     <w:p>
@@ -3816,6 +3936,30 @@
           <w:szCs w:val="20"/>
         </w:rPr>
         <w:t xml:space="preserve"> при заключении, изменении настоящего договора вправе использовать факсимиле личной подписи.</w:t>
+      </w:r>
+    </w:p>
+    <w:p>
+      <w:r>
+        <w:rPr>
+          <w:rFonts w:ascii="Times New Roman" w:hAnsi="Times New Roman"/>
+        </w:rPr>
+        <w:t>{%p if extra_other %}</w:t>
+      </w:r>
+    </w:p>
+    <w:p>
+      <w:r>
+        <w:rPr>
+          <w:rFonts w:ascii="Times New Roman" w:hAnsi="Times New Roman"/>
+        </w:rPr>
+        <w:t>{{ extra_other }}</w:t>
+      </w:r>
+    </w:p>
+    <w:p>
+      <w:r>
+        <w:rPr>
+          <w:rFonts w:ascii="Times New Roman" w:hAnsi="Times New Roman"/>
+        </w:rPr>
+        <w:t>{%p endif %}</w:t>
       </w:r>
     </w:p>
     <w:p>

--- a/backend/templates/contract_template.docx
+++ b/backend/templates/contract_template.docx
@@ -4538,6 +4538,33 @@
         <w:t>О.Д.Астафьева</w:t>
       </w:r>
       <w:proofErr w:type="spellEnd"/>
+    </w:p>
+    <w:p>
+      <w:r>
+        <w:rPr>
+          <w:rFonts w:ascii="Times New Roman" w:hAnsi="Times New Roman" w:cs="Times New Roman" w:eastAsia="Times New Roman"/>
+          <w:sz w:val="20"/>
+        </w:rPr>
+        <w:t>{%p if show_minor_consent %}</w:t>
+      </w:r>
+    </w:p>
+    <w:p>
+      <w:r>
+        <w:rPr>
+          <w:rFonts w:ascii="Times New Roman" w:hAnsi="Times New Roman" w:cs="Times New Roman" w:eastAsia="Times New Roman"/>
+          <w:sz w:val="20"/>
+        </w:rPr>
+        <w:t>С заключением договора № {{ contract_number }} от {{ sign_date }} с несовершеннолетним(ей) {{ full_name }} согласен(на) _____________________________ (подпись)</w:t>
+      </w:r>
+    </w:p>
+    <w:p>
+      <w:r>
+        <w:rPr>
+          <w:rFonts w:ascii="Times New Roman" w:hAnsi="Times New Roman" w:cs="Times New Roman" w:eastAsia="Times New Roman"/>
+          <w:sz w:val="20"/>
+        </w:rPr>
+        <w:t>{%p endif %}</w:t>
+      </w:r>
     </w:p>
     <w:p>
       <w:pPr>

--- a/backend/templates/contract_template.docx
+++ b/backend/templates/contract_template.docx
@@ -4540,27 +4540,157 @@
       <w:proofErr w:type="spellEnd"/>
     </w:p>
     <w:p>
+      <w:pPr>
+        <w:spacing w:after="0" w:before="0"/>
+      </w:pPr>
       <w:r>
         <w:rPr>
           <w:rFonts w:ascii="Times New Roman" w:hAnsi="Times New Roman" w:cs="Times New Roman" w:eastAsia="Times New Roman"/>
+          <w:i w:val="0"/>
           <w:sz w:val="20"/>
         </w:rPr>
         <w:t>{%p if show_minor_consent %}</w:t>
       </w:r>
     </w:p>
     <w:p>
+      <w:pPr>
+        <w:spacing w:after="0" w:before="0"/>
+      </w:pPr>
+    </w:p>
+    <w:p>
+      <w:pPr>
+        <w:spacing w:after="0" w:before="0"/>
+      </w:pPr>
+    </w:p>
+    <w:p>
+      <w:pPr>
+        <w:spacing w:after="0" w:before="0"/>
+      </w:pPr>
       <w:r>
         <w:rPr>
           <w:rFonts w:ascii="Times New Roman" w:hAnsi="Times New Roman" w:cs="Times New Roman" w:eastAsia="Times New Roman"/>
-          <w:sz w:val="20"/>
-        </w:rPr>
-        <w:t>С заключением договора № {{ contract_number }} от {{ sign_date }} с несовершеннолетним(ей) {{ full_name }} согласен(на) _____________________________ (подпись)</w:t>
-      </w:r>
-    </w:p>
-    <w:p>
+          <w:i w:val="0"/>
+          <w:sz w:val="20"/>
+        </w:rPr>
+        <w:t>С заключением договора № {{ contract_number }} от {{ sign_date }} с несовершеннолетним(ей)</w:t>
+      </w:r>
+    </w:p>
+    <w:p>
+      <w:pPr>
+        <w:spacing w:after="0" w:before="0"/>
+      </w:pPr>
       <w:r>
         <w:rPr>
           <w:rFonts w:ascii="Times New Roman" w:hAnsi="Times New Roman" w:cs="Times New Roman" w:eastAsia="Times New Roman"/>
+          <w:i w:val="0"/>
+          <w:sz w:val="20"/>
+        </w:rPr>
+        <w:t>{{ full_name }} ________________________________________</w:t>
+      </w:r>
+    </w:p>
+    <w:p>
+      <w:pPr>
+        <w:spacing w:after="0" w:before="0"/>
+        <w:jc w:val="center"/>
+      </w:pPr>
+      <w:r>
+        <w:rPr>
+          <w:rFonts w:ascii="Times New Roman" w:hAnsi="Times New Roman" w:cs="Times New Roman" w:eastAsia="Times New Roman"/>
+          <w:i/>
+          <w:sz w:val="14"/>
+        </w:rPr>
+        <w:t>(фамилия, собственное имя, отчество (если таковое имеется))</w:t>
+      </w:r>
+    </w:p>
+    <w:p>
+      <w:pPr>
+        <w:spacing w:after="0" w:before="0"/>
+      </w:pPr>
+      <w:r>
+        <w:rPr>
+          <w:rFonts w:ascii="Times New Roman" w:hAnsi="Times New Roman" w:cs="Times New Roman" w:eastAsia="Times New Roman"/>
+          <w:i w:val="0"/>
+          <w:sz w:val="20"/>
+        </w:rPr>
+        <w:t>согласен(на) ____________________________________________________</w:t>
+      </w:r>
+    </w:p>
+    <w:p>
+      <w:pPr>
+        <w:spacing w:after="0" w:before="0"/>
+        <w:jc w:val="center"/>
+      </w:pPr>
+      <w:r>
+        <w:rPr>
+          <w:rFonts w:ascii="Times New Roman" w:hAnsi="Times New Roman" w:cs="Times New Roman" w:eastAsia="Times New Roman"/>
+          <w:i/>
+          <w:sz w:val="14"/>
+        </w:rPr>
+        <w:t>(фамилия, собственное имя, отчество (если таковое имеется) законного представителя, адрес, данные документа, удостоверяющего личность)</w:t>
+      </w:r>
+    </w:p>
+    <w:p>
+      <w:pPr>
+        <w:spacing w:after="0" w:before="0"/>
+      </w:pPr>
+      <w:r>
+        <w:rPr>
+          <w:rFonts w:ascii="Times New Roman" w:hAnsi="Times New Roman" w:cs="Times New Roman" w:eastAsia="Times New Roman"/>
+          <w:i w:val="0"/>
+          <w:sz w:val="20"/>
+        </w:rPr>
+        <w:t>__________________________________________________________________</w:t>
+      </w:r>
+    </w:p>
+    <w:p>
+      <w:pPr>
+        <w:spacing w:after="0" w:before="0"/>
+        <w:jc w:val="center"/>
+      </w:pPr>
+      <w:r>
+        <w:rPr>
+          <w:rFonts w:ascii="Times New Roman" w:hAnsi="Times New Roman" w:cs="Times New Roman" w:eastAsia="Times New Roman"/>
+          <w:i/>
+          <w:sz w:val="14"/>
+        </w:rPr>
+        <w:t>(вид, серия (при наличии), номер, дата выдачи, наименование государственного органа, его выдавшего, идентификационный номер (при наличии))</w:t>
+      </w:r>
+    </w:p>
+    <w:p>
+      <w:pPr>
+        <w:spacing w:after="0" w:before="0"/>
+      </w:pPr>
+      <w:r>
+        <w:rPr>
+          <w:rFonts w:ascii="Times New Roman" w:hAnsi="Times New Roman" w:cs="Times New Roman" w:eastAsia="Times New Roman"/>
+          <w:i w:val="0"/>
+          <w:sz w:val="20"/>
+        </w:rPr>
+        <w:t>__________________________________________________________________</w:t>
+      </w:r>
+    </w:p>
+    <w:p>
+      <w:pPr>
+        <w:spacing w:after="0" w:before="0"/>
+        <w:jc w:val="center"/>
+      </w:pPr>
+      <w:r>
+        <w:rPr>
+          <w:rFonts w:ascii="Times New Roman" w:hAnsi="Times New Roman" w:cs="Times New Roman" w:eastAsia="Times New Roman"/>
+          <w:i/>
+          <w:sz w:val="16"/>
+        </w:rPr>
+        <w:t>(подпись)</w:t>
+      </w:r>
+    </w:p>
+    <w:p>
+      <w:pPr>
+        <w:spacing w:after="0" w:before="0"/>
+      </w:pPr>
+      <w:r>
+        <w:rPr>
+          <w:rFonts w:ascii="Times New Roman" w:hAnsi="Times New Roman" w:cs="Times New Roman" w:eastAsia="Times New Roman"/>
+          <w:i w:val="0"/>
           <w:sz w:val="20"/>
         </w:rPr>
         <w:t>{%p endif %}</w:t>

--- a/backend/templates/contract_template.docx
+++ b/backend/templates/contract_template.docx
@@ -4561,11 +4561,6 @@
       <w:pPr>
         <w:spacing w:after="0" w:before="0"/>
       </w:pPr>
-    </w:p>
-    <w:p>
-      <w:pPr>
-        <w:spacing w:after="0" w:before="0"/>
-      </w:pPr>
       <w:r>
         <w:rPr>
           <w:rFonts w:ascii="Times New Roman" w:hAnsi="Times New Roman" w:cs="Times New Roman" w:eastAsia="Times New Roman"/>
@@ -4585,7 +4580,20 @@
           <w:i w:val="0"/>
           <w:sz w:val="20"/>
         </w:rPr>
-        <w:t>{{ full_name }} ________________________________________</w:t>
+        <w:t>{{ full_name }}</w:t>
+      </w:r>
+    </w:p>
+    <w:p>
+      <w:pPr>
+        <w:spacing w:after="0" w:before="0"/>
+      </w:pPr>
+      <w:r>
+        <w:rPr>
+          <w:rFonts w:ascii="Times New Roman" w:hAnsi="Times New Roman" w:cs="Times New Roman" w:eastAsia="Times New Roman"/>
+          <w:i w:val="0"/>
+          <w:sz w:val="20"/>
+        </w:rPr>
+        <w:t>согласен(на) ________________________________________________________________</w:t>
       </w:r>
     </w:p>
     <w:p>
@@ -4599,7 +4607,7 @@
           <w:i/>
           <w:sz w:val="14"/>
         </w:rPr>
-        <w:t>(фамилия, собственное имя, отчество (если таковое имеется))</w:t>
+        <w:t>(фамилия, собственное имя, отчество (если таковое имеется) законного представителя, адрес, данные документа, удостоверяющего личность)</w:t>
       </w:r>
     </w:p>
     <w:p>
@@ -4612,7 +4620,7 @@
           <w:i w:val="0"/>
           <w:sz w:val="20"/>
         </w:rPr>
-        <w:t>согласен(на) ____________________________________________________</w:t>
+        <w:t>__________________________________________________________________________</w:t>
       </w:r>
     </w:p>
     <w:p>
@@ -4626,7 +4634,7 @@
           <w:i/>
           <w:sz w:val="14"/>
         </w:rPr>
-        <w:t>(фамилия, собственное имя, отчество (если таковое имеется) законного представителя, адрес, данные документа, удостоверяющего личность)</w:t>
+        <w:t>(вид, серия (при наличии), номер, дата выдачи, наименование государственного органа, его выдавшего, идентификационный номер (при наличии))</w:t>
       </w:r>
     </w:p>
     <w:p>
@@ -4639,34 +4647,7 @@
           <w:i w:val="0"/>
           <w:sz w:val="20"/>
         </w:rPr>
-        <w:t>__________________________________________________________________</w:t>
-      </w:r>
-    </w:p>
-    <w:p>
-      <w:pPr>
-        <w:spacing w:after="0" w:before="0"/>
-        <w:jc w:val="center"/>
-      </w:pPr>
-      <w:r>
-        <w:rPr>
-          <w:rFonts w:ascii="Times New Roman" w:hAnsi="Times New Roman" w:cs="Times New Roman" w:eastAsia="Times New Roman"/>
-          <w:i/>
-          <w:sz w:val="14"/>
-        </w:rPr>
-        <w:t>(вид, серия (при наличии), номер, дата выдачи, наименование государственного органа, его выдавшего, идентификационный номер (при наличии))</w:t>
-      </w:r>
-    </w:p>
-    <w:p>
-      <w:pPr>
-        <w:spacing w:after="0" w:before="0"/>
-      </w:pPr>
-      <w:r>
-        <w:rPr>
-          <w:rFonts w:ascii="Times New Roman" w:hAnsi="Times New Roman" w:cs="Times New Roman" w:eastAsia="Times New Roman"/>
-          <w:i w:val="0"/>
-          <w:sz w:val="20"/>
-        </w:rPr>
-        <w:t>__________________________________________________________________</w:t>
+        <w:t>________________</w:t>
       </w:r>
     </w:p>
     <w:p>
@@ -4698,6 +4679,19 @@
     </w:p>
     <w:p>
       <w:pPr>
+        <w:spacing w:after="0" w:before="0"/>
+      </w:pPr>
+      <w:r>
+        <w:rPr>
+          <w:rFonts w:ascii="Times New Roman" w:hAnsi="Times New Roman" w:cs="Times New Roman" w:eastAsia="Times New Roman"/>
+          <w:i w:val="0"/>
+          <w:sz w:val="20"/>
+        </w:rPr>
+        <w:t>{%p if not show_minor_consent %}</w:t>
+      </w:r>
+    </w:p>
+    <w:p>
+      <w:pPr>
         <w:adjustRightInd/>
         <w:jc w:val="both"/>
         <w:rPr>
@@ -4867,6 +4861,19 @@
           <w:szCs w:val="20"/>
         </w:rPr>
       </w:pPr>
+    </w:p>
+    <w:p>
+      <w:pPr>
+        <w:spacing w:after="0" w:before="0"/>
+      </w:pPr>
+      <w:r>
+        <w:rPr>
+          <w:rFonts w:ascii="Times New Roman" w:hAnsi="Times New Roman" w:cs="Times New Roman" w:eastAsia="Times New Roman"/>
+          <w:i w:val="0"/>
+          <w:sz w:val="20"/>
+        </w:rPr>
+        <w:t>{%p endif %}</w:t>
+      </w:r>
     </w:p>
     <w:p>
       <w:pPr>

--- a/backend/templates/contract_template.docx
+++ b/backend/templates/contract_template.docx
@@ -4561,13 +4561,23 @@
       <w:pPr>
         <w:spacing w:after="0" w:before="0"/>
       </w:pPr>
+    </w:p>
+    <w:p>
+      <w:pPr>
+        <w:spacing w:after="0" w:before="0"/>
+      </w:pPr>
+    </w:p>
+    <w:p>
+      <w:pPr>
+        <w:spacing w:after="0" w:before="0"/>
+      </w:pPr>
       <w:r>
         <w:rPr>
           <w:rFonts w:ascii="Times New Roman" w:hAnsi="Times New Roman" w:cs="Times New Roman" w:eastAsia="Times New Roman"/>
           <w:i w:val="0"/>
           <w:sz w:val="20"/>
         </w:rPr>
-        <w:t>С заключением договора № {{ contract_number }} от {{ sign_date }} с несовершеннолетним(ей)</w:t>
+        <w:t>С заключением договора № {{ contract_number }} от {{ sign_date }} с несовершеннолетним(ей) {{ full_name }}</w:t>
       </w:r>
     </w:p>
     <w:p>
@@ -4580,20 +4590,7 @@
           <w:i w:val="0"/>
           <w:sz w:val="20"/>
         </w:rPr>
-        <w:t>{{ full_name }}</w:t>
-      </w:r>
-    </w:p>
-    <w:p>
-      <w:pPr>
-        <w:spacing w:after="0" w:before="0"/>
-      </w:pPr>
-      <w:r>
-        <w:rPr>
-          <w:rFonts w:ascii="Times New Roman" w:hAnsi="Times New Roman" w:cs="Times New Roman" w:eastAsia="Times New Roman"/>
-          <w:i w:val="0"/>
-          <w:sz w:val="20"/>
-        </w:rPr>
-        <w:t>согласен(на) ________________________________________________________________</w:t>
+        <w:t>согласен(на) ____________________________________________________________________________________</w:t>
       </w:r>
     </w:p>
     <w:p>
@@ -4620,7 +4617,7 @@
           <w:i w:val="0"/>
           <w:sz w:val="20"/>
         </w:rPr>
-        <w:t>__________________________________________________________________________</w:t>
+        <w:t>_______________________________________________________________________________________________</w:t>
       </w:r>
     </w:p>
     <w:p>
@@ -4647,13 +4644,13 @@
           <w:i w:val="0"/>
           <w:sz w:val="20"/>
         </w:rPr>
-        <w:t>________________</w:t>
+        <w:t>________________________</w:t>
       </w:r>
     </w:p>
     <w:p>
       <w:pPr>
         <w:spacing w:after="0" w:before="0"/>
-        <w:jc w:val="center"/>
+        <w:ind w:left="840"/>
       </w:pPr>
       <w:r>
         <w:rPr>

--- a/backend/templates/contract_template.docx
+++ b/backend/templates/contract_template.docx
@@ -4551,11 +4551,6 @@
         </w:rPr>
         <w:t>{%p if show_minor_consent %}</w:t>
       </w:r>
-    </w:p>
-    <w:p>
-      <w:pPr>
-        <w:spacing w:after="0" w:before="0"/>
-      </w:pPr>
     </w:p>
     <w:p>
       <w:pPr>
